--- a/paper/supplementary.docx
+++ b/paper/supplementary.docx
@@ -2,13 +2,13 @@
 <file path=word/document.xml><?xml version="1.0" encoding="utf-8"?>
 <w:document xmlns:w="http://schemas.openxmlformats.org/wordprocessingml/2006/main" xmlns:m="http://schemas.openxmlformats.org/officeDocument/2006/math" xmlns:r="http://schemas.openxmlformats.org/officeDocument/2006/relationships" xmlns:o="urn:schemas-microsoft-com:office:office" xmlns:v="urn:schemas-microsoft-com:vml" xmlns:w10="urn:schemas-microsoft-com:office:word" xmlns:a="http://schemas.openxmlformats.org/drawingml/2006/main" xmlns:pic="http://schemas.openxmlformats.org/drawingml/2006/picture" xmlns:wp="http://schemas.openxmlformats.org/drawingml/2006/wordprocessingDrawing">
   <w:body>
-    <w:bookmarkStart w:id="18" w:name="supplementary-information"/>
+    <w:bookmarkStart w:id="18" w:name="electronic-supplementary-information-esi"/>
     <w:p>
       <w:pPr>
         <w:pStyle w:val="Heading1"/>
       </w:pPr>
       <w:r>
-        <w:t xml:space="preserve">Supplementary Information</w:t>
+        <w:t xml:space="preserve">Electronic Supplementary Information (ESI)</w:t>
       </w:r>
     </w:p>
     <w:p>

--- a/paper/supplementary.docx
+++ b/paper/supplementary.docx
@@ -132,7 +132,7 @@
         <w:pStyle w:val="FirstParagraph"/>
       </w:pPr>
       <w:r>
-        <w:t xml:space="preserve">The single-mode quantum-SCHA soft-mode screen (§2.4) was the fourth finite-T route we</w:t>
+        <w:t xml:space="preserve">The quantum-SCHA soft-mode screen (§2.4) was the fourth finite-T route we</w:t>
       </w:r>
       <w:r>
         <w:t xml:space="preserve"> </w:t>
@@ -297,13 +297,19 @@
         <w:t xml:space="preserve"> </w:t>
       </w:r>
       <w:r>
-        <w:t xml:space="preserve">well E(Q) along the softest commensurate mode plus an analytic single-mode quantum SCHA free</w:t>
-      </w:r>
-      <w:r>
-        <w:t xml:space="preserve"> </w:t>
-      </w:r>
-      <w:r>
-        <w:t xml:space="preserve">energy. Moving the anharmonicity into a clean static map (cached, T-independent) and the thermal</w:t>
+        <w:t xml:space="preserve">well E(Q) along each imaginary commensurate mode plus an analytic single-mode quantum SCHA free</w:t>
+      </w:r>
+      <w:r>
+        <w:t xml:space="preserve"> </w:t>
+      </w:r>
+      <w:r>
+        <w:t xml:space="preserve">energy per mode, with the phase called unstable if any mode condenses (see §2.4; the original</w:t>
+      </w:r>
+      <w:r>
+        <w:t xml:space="preserve"> </w:t>
+      </w:r>
+      <w:r>
+        <w:t xml:space="preserve">implementation screened only the softest mode, which inspects the wrong instability in SrTiO₃). Moving the anharmonicity into a clean static map (cached, T-independent) and the thermal</w:t>
       </w:r>
       <w:r>
         <w:t xml:space="preserve"> </w:t>
@@ -1431,7 +1437,7 @@
         <w:t xml:space="preserve">analysis.predicted_tstar(df)</w:t>
       </w:r>
       <w:r>
-        <w:t xml:space="preserve">. Note: the single-mode screen</w:t>
+        <w:t xml:space="preserve">. Note: the screen</w:t>
       </w:r>
       <w:r>
         <w:t xml:space="preserve"> </w:t>
@@ -1450,13 +1456,19 @@
         <w:t xml:space="preserve">under</w:t>
       </w:r>
       <w:r>
-        <w:t xml:space="preserve">-estimates the absolute T* for entropy-stabilised bcc, so T* is reported</w:t>
-      </w:r>
-      <w:r>
-        <w:t xml:space="preserve"> </w:t>
-      </w:r>
-      <w:r>
-        <w:t xml:space="preserve">as a qualitative ordering check, not a quantitative T_c prediction.</w:t>
+        <w:t xml:space="preserve">-estimates the absolute T* for entropy-stabilised bcc, and it fails to</w:t>
+      </w:r>
+      <w:r>
+        <w:t xml:space="preserve"> </w:t>
+      </w:r>
+      <w:r>
+        <w:t xml:space="preserve">order PbTiO₃ against the other perovskite anchors (§3.2), so T* is reported as a diagnostic</w:t>
+      </w:r>
+      <w:r>
+        <w:t xml:space="preserve"> </w:t>
+      </w:r>
+      <w:r>
+        <w:t xml:space="preserve">rather than a quantitative or ordinal T_c prediction.</w:t>
       </w:r>
     </w:p>
     <w:p>

--- a/paper/supplementary.docx
+++ b/paper/supplementary.docx
@@ -438,7 +438,41 @@
         <w:t xml:space="preserve"> </w:t>
       </w:r>
       <w:r>
-        <w:t xml:space="preserve">well-plus-barrier window is fitted so a steep repulsive wall does not wash out a shallow well</w:t>
+        <w:t xml:space="preserve">well-plus-barrier window is fitted so a steep repulsive wall does not wash out a shallow well.</w:t>
+      </w:r>
+      <w:r>
+        <w:t xml:space="preserve"> </w:t>
+      </w:r>
+      <w:r>
+        <w:rPr>
+          <w:b/>
+          <w:bCs/>
+        </w:rPr>
+        <w:t xml:space="preserve">Window sensitivity (Table 1, A3 of the main text).</w:t>
+      </w:r>
+      <w:r>
+        <w:t xml:space="preserve"> </w:t>
+      </w:r>
+      <w:r>
+        <w:t xml:space="preserve">The production window is 5× the well</w:t>
+      </w:r>
+      <w:r>
+        <w:t xml:space="preserve"> </w:t>
+      </w:r>
+      <w:r>
+        <w:t xml:space="preserve">depth (floor 60 meV). Refitting every cached E(Q) with the multiplier at 3× and 8× and</w:t>
+      </w:r>
+      <w:r>
+        <w:t xml:space="preserve"> </w:t>
+      </w:r>
+      <w:r>
+        <w:t xml:space="preserve">re-solving the SCHA condensation call at 100 K and 300 K changes 4 of 756 mode-level calls</w:t>
+      </w:r>
+      <w:r>
+        <w:t xml:space="preserve"> </w:t>
+      </w:r>
+      <w:r>
+        <w:t xml:space="preserve">(0.5%) at 3× and 10 of 756 (1.3%) at 8×, so no headline number depends on the window choice</w:t>
       </w:r>
       <w:r>
         <w:t xml:space="preserve"> </w:t>
@@ -769,6 +803,18 @@
         <w:pStyle w:val="BodyText"/>
       </w:pPr>
       <w:r>
+        <w:t xml:space="preserve">The auxiliary SCHA matrix is positive-definite by construction (a normalisable Gaussian trial</w:t>
+      </w:r>
+      <w:r>
+        <w:t xml:space="preserve"> </w:t>
+      </w:r>
+      <w:r>
+        <w:t xml:space="preserve">state requires it), so the +2.88 THz after</w:t>
+      </w:r>
+      <w:r>
+        <w:t xml:space="preserve"> </w:t>
+      </w:r>
+      <w:r>
         <w:rPr>
           <w:rStyle w:val="VerbatimChar"/>
         </w:rPr>
@@ -778,19 +824,31 @@
         <w:t xml:space="preserve"> </w:t>
       </w:r>
       <w:r>
-        <w:t xml:space="preserve">at initialisation removes the soft mode; at low temperature the</w:t>
-      </w:r>
-      <w:r>
-        <w:t xml:space="preserve"> </w:t>
-      </w:r>
-      <w:r>
-        <w:t xml:space="preserve">converged auxiliary matrix’s narrow Gaussian width never samples the anharmonic double well, so</w:t>
-      </w:r>
-      <w:r>
-        <w:t xml:space="preserve"> </w:t>
-      </w:r>
-      <w:r>
-        <w:t xml:space="preserve">the</w:t>
+        <w:t xml:space="preserve">and the +2.89 THz at</w:t>
+      </w:r>
+      <w:r>
+        <w:t xml:space="preserve"> </w:t>
+      </w:r>
+      <w:r>
+        <w:t xml:space="preserve">convergence are not diagnostics of anything – the auxiliary matrix cannot soften (main text,</w:t>
+      </w:r>
+      <w:r>
+        <w:t xml:space="preserve"> </w:t>
+      </w:r>
+      <w:r>
+        <w:t xml:space="preserve">refs 21, 22). The object that can detect the instability is the free-energy Hessian, and the</w:t>
+      </w:r>
+      <w:r>
+        <w:t xml:space="preserve"> </w:t>
+      </w:r>
+      <w:r>
+        <w:t xml:space="preserve">table shows the failure enters at its truncation: with the fourth-order term dropped (the bubble</w:t>
+      </w:r>
+      <w:r>
+        <w:t xml:space="preserve"> </w:t>
+      </w:r>
+      <w:r>
+        <w:t xml:space="preserve">approximation, the</w:t>
       </w:r>
       <w:r>
         <w:t xml:space="preserve"> </w:t>
@@ -799,25 +857,31 @@
         <w:rPr>
           <w:rStyle w:val="VerbatimChar"/>
         </w:rPr>
-        <w:t xml:space="preserve">include_v4=False</w:t>
-      </w:r>
-      <w:r>
-        <w:t xml:space="preserve"> </w:t>
-      </w:r>
-      <w:r>
-        <w:t xml:space="preserve">free-energy Hessian merely reproduces the positive auxiliary curvature</w:t>
-      </w:r>
-      <w:r>
-        <w:t xml:space="preserve"> </w:t>
-      </w:r>
-      <w:r>
-        <w:t xml:space="preserve">→ false-stable. The fourth-order term is the only route that could recover the instability but is</w:t>
-      </w:r>
-      <w:r>
-        <w:t xml:space="preserve"> </w:t>
-      </w:r>
-      <w:r>
-        <w:t xml:space="preserve">not viable at grid scale (≈tens of hours per unit) and is numerically stable only in float64.</w:t>
+        <w:t xml:space="preserve">python-sscha</w:t>
+      </w:r>
+      <w:r>
+        <w:t xml:space="preserve"> </w:t>
+      </w:r>
+      <w:r>
+        <w:t xml:space="preserve">default) the Hessian merely reproduces the positive auxiliary</w:t>
+      </w:r>
+      <w:r>
+        <w:t xml:space="preserve"> </w:t>
+      </w:r>
+      <w:r>
+        <w:t xml:space="preserve">curvature → false-stable. The fourth-order resummation is the theoretically prescribed remedy in</w:t>
+      </w:r>
+      <w:r>
+        <w:t xml:space="preserve"> </w:t>
+      </w:r>
+      <w:r>
+        <w:t xml:space="preserve">exactly this regime (ref 22) but is not viable at grid scale (≈tens of hours per unit) and is</w:t>
+      </w:r>
+      <w:r>
+        <w:t xml:space="preserve"> </w:t>
+      </w:r>
+      <w:r>
+        <w:t xml:space="preserve">numerically stable only in float64.</w:t>
       </w:r>
     </w:p>
     <w:bookmarkEnd w:id="12"/>
@@ -838,11 +902,12 @@
         <w:tblLook w:firstRow="1" w:lastRow="0" w:firstColumn="0" w:lastColumn="0" w:noHBand="0" w:noVBand="0" w:val="0020"/>
       </w:tblPr>
       <w:tblGrid>
-        <w:gridCol w:w="1584"/>
-        <w:gridCol w:w="1584"/>
-        <w:gridCol w:w="1584"/>
-        <w:gridCol w:w="1584"/>
-        <w:gridCol w:w="1584"/>
+        <w:gridCol w:w="1320"/>
+        <w:gridCol w:w="1320"/>
+        <w:gridCol w:w="1320"/>
+        <w:gridCol w:w="1320"/>
+        <w:gridCol w:w="1320"/>
+        <w:gridCol w:w="1320"/>
       </w:tblGrid>
       <w:tr>
         <w:trPr>
@@ -866,7 +931,18 @@
               <w:pStyle w:val="Compact"/>
             </w:pPr>
             <w:r>
-              <w:t xml:space="preserve">n</w:t>
+              <w:t xml:space="preserve">n measured</w:t>
+            </w:r>
+          </w:p>
+        </w:tc>
+        <w:tc>
+          <w:tcPr/>
+          <w:p>
+            <w:pPr>
+              <w:pStyle w:val="Compact"/>
+            </w:pPr>
+            <w:r>
+              <w:t xml:space="preserve">failed units</w:t>
             </w:r>
           </w:p>
         </w:tc>
@@ -945,18 +1021,29 @@
               <w:pStyle w:val="Compact"/>
             </w:pPr>
             <w:r>
-              <w:t xml:space="preserve">0.02</w:t>
-            </w:r>
-          </w:p>
-        </w:tc>
-        <w:tc>
-          <w:tcPr/>
-          <w:p>
-            <w:pPr>
-              <w:pStyle w:val="Compact"/>
-            </w:pPr>
-            <w:r>
-              <w:t xml:space="preserve">2.12</w:t>
+              <w:t xml:space="preserve">0</w:t>
+            </w:r>
+          </w:p>
+        </w:tc>
+        <w:tc>
+          <w:tcPr/>
+          <w:p>
+            <w:pPr>
+              <w:pStyle w:val="Compact"/>
+            </w:pPr>
+            <w:r>
+              <w:t xml:space="preserve">0.06</w:t>
+            </w:r>
+          </w:p>
+        </w:tc>
+        <w:tc>
+          <w:tcPr/>
+          <w:p>
+            <w:pPr>
+              <w:pStyle w:val="Compact"/>
+            </w:pPr>
+            <w:r>
+              <w:t xml:space="preserve">2.10</w:t>
             </w:r>
           </w:p>
         </w:tc>
@@ -1002,7 +1089,18 @@
               <w:pStyle w:val="Compact"/>
             </w:pPr>
             <w:r>
-              <w:t xml:space="preserve">−10.24</w:t>
+              <w:t xml:space="preserve">0</w:t>
+            </w:r>
+          </w:p>
+        </w:tc>
+        <w:tc>
+          <w:tcPr/>
+          <w:p>
+            <w:pPr>
+              <w:pStyle w:val="Compact"/>
+            </w:pPr>
+            <w:r>
+              <w:t xml:space="preserve">−24.8</w:t>
             </w:r>
           </w:p>
         </w:tc>
@@ -1037,40 +1135,51 @@
               <w:pStyle w:val="Compact"/>
             </w:pPr>
             <w:r>
-              <w:t xml:space="preserve">93</w:t>
-            </w:r>
-          </w:p>
-        </w:tc>
-        <w:tc>
-          <w:tcPr/>
-          <w:p>
-            <w:pPr>
-              <w:pStyle w:val="Compact"/>
-            </w:pPr>
-            <w:r>
-              <w:t xml:space="preserve">6</w:t>
-            </w:r>
-          </w:p>
-        </w:tc>
-        <w:tc>
-          <w:tcPr/>
-          <w:p>
-            <w:pPr>
-              <w:pStyle w:val="Compact"/>
-            </w:pPr>
-            <w:r>
-              <w:t xml:space="preserve">−2.0×10⁶</w:t>
-            </w:r>
-          </w:p>
-        </w:tc>
-        <w:tc>
-          <w:tcPr/>
-          <w:p>
-            <w:pPr>
-              <w:pStyle w:val="Compact"/>
-            </w:pPr>
-            <w:r>
-              <w:t xml:space="preserve">3.17</w:t>
+              <w:t xml:space="preserve">86</w:t>
+            </w:r>
+          </w:p>
+        </w:tc>
+        <w:tc>
+          <w:tcPr/>
+          <w:p>
+            <w:pPr>
+              <w:pStyle w:val="Compact"/>
+            </w:pPr>
+            <w:r>
+              <w:t xml:space="preserve">7</w:t>
+            </w:r>
+          </w:p>
+        </w:tc>
+        <w:tc>
+          <w:tcPr/>
+          <w:p>
+            <w:pPr>
+              <w:pStyle w:val="Compact"/>
+            </w:pPr>
+            <w:r>
+              <w:t xml:space="preserve">8</w:t>
+            </w:r>
+          </w:p>
+        </w:tc>
+        <w:tc>
+          <w:tcPr/>
+          <w:p>
+            <w:pPr>
+              <w:pStyle w:val="Compact"/>
+            </w:pPr>
+            <w:r>
+              <w:t xml:space="preserve">−914</w:t>
+            </w:r>
+          </w:p>
+        </w:tc>
+        <w:tc>
+          <w:tcPr/>
+          <w:p>
+            <w:pPr>
+              <w:pStyle w:val="Compact"/>
+            </w:pPr>
+            <w:r>
+              <w:t xml:space="preserve">3.72</w:t>
             </w:r>
           </w:p>
         </w:tc>
@@ -1087,19 +1196,49 @@
         <w:t xml:space="preserve">analysis.sscha_reliability(df)</w:t>
       </w:r>
       <w:r>
-        <w:t xml:space="preserve">. bcc is the clean gold standard. The six numerical blow-ups are</w:t>
-      </w:r>
-      <w:r>
-        <w:t xml:space="preserve"> </w:t>
-      </w:r>
-      <w:r>
-        <w:t xml:space="preserve">all in the perovskite family and concentrated in the float32 ORB-v2 runs on the deepest FE wells.</w:t>
-      </w:r>
-      <w:r>
-        <w:t xml:space="preserve"> </w:t>
-      </w:r>
-      <w:r>
-        <w:t xml:space="preserve">Cubic fluorites are numerically clean (no blow-ups) but are nonetheless</w:t>
+        <w:t xml:space="preserve">. bcc is the clean gold standard. All failures sit in the</w:t>
+      </w:r>
+      <w:r>
+        <w:t xml:space="preserve"> </w:t>
+      </w:r>
+      <w:r>
+        <w:t xml:space="preserve">perovskite family, on the deepest wells: seven units die at cellconstructor symmetry or ensemble</w:t>
+      </w:r>
+      <w:r>
+        <w:t xml:space="preserve"> </w:t>
+      </w:r>
+      <w:r>
+        <w:t xml:space="preserve">assertions before returning a number (six on PbTiO₃: ORB-v2 at every temperature, MatterSim at</w:t>
+      </w:r>
+      <w:r>
+        <w:t xml:space="preserve"> </w:t>
+      </w:r>
+      <w:r>
+        <w:t xml:space="preserve">600 and 900 K; one on CsSnI₃/SevenNet-0), and the eight numerical blow-ups span float32 (ORB-v2)</w:t>
+      </w:r>
+      <w:r>
+        <w:t xml:space="preserve"> </w:t>
+      </w:r>
+      <w:r>
+        <w:t xml:space="preserve">and float64 (SrTiO₃ high-T rows) alike, so precision alone does not account for them. In the</w:t>
+      </w:r>
+      <w:r>
+        <w:t xml:space="preserve"> </w:t>
+      </w:r>
+      <w:r>
+        <w:t xml:space="preserve">original unpinned measurement the same units blew up silently to −2×10⁶ THz instead of failing</w:t>
+      </w:r>
+      <w:r>
+        <w:t xml:space="preserve"> </w:t>
+      </w:r>
+      <w:r>
+        <w:t xml:space="preserve">loudly.</w:t>
+      </w:r>
+      <w:r>
+        <w:t xml:space="preserve"> </w:t>
+      </w:r>
+      <w:r>
+        <w:t xml:space="preserve">Cubic fluorites are numerically clean (no blow-ups, no failed units) but are nonetheless</w:t>
       </w:r>
       <w:r>
         <w:t xml:space="preserve"> </w:t>
@@ -1109,39 +1248,37 @@
           <w:b/>
           <w:bCs/>
         </w:rPr>
-        <w:t xml:space="preserve">false-stabilised at low</w:t>
-      </w:r>
-      <w:r>
-        <w:rPr>
-          <w:b/>
-          <w:bCs/>
-        </w:rPr>
-        <w:t xml:space="preserve"> </w:t>
-      </w:r>
-      <w:r>
-        <w:rPr>
-          <w:b/>
-          <w:bCs/>
-        </w:rPr>
-        <w:t xml:space="preserve">T</w:t>
-      </w:r>
-      <w:r>
-        <w:t xml:space="preserve"> </w:t>
-      </w:r>
-      <w:r>
-        <w:t xml:space="preserve">by the §S2.2 mechanism: ZrO₂ and HfO₂ both read ≈ +2 to +3 THz at 100 K (cubic is the</w:t>
-      </w:r>
-      <w:r>
-        <w:t xml:space="preserve"> </w:t>
-      </w:r>
-      <w:r>
-        <w:t xml:space="preserve">&gt;2600 K phase, so the correct call is unstable, as the soft-mode screen reports at ≈ −7 THz), and</w:t>
-      </w:r>
-      <w:r>
-        <w:t xml:space="preserve"> </w:t>
-      </w:r>
-      <w:r>
-        <w:t xml:space="preserve">both then</w:t>
+        <w:t xml:space="preserve">false-stabilised at low T</w:t>
+      </w:r>
+      <w:r>
+        <w:t xml:space="preserve"> </w:t>
+      </w:r>
+      <w:r>
+        <w:t xml:space="preserve">by the §S2.2 truncation: ZrO₂ and HfO₂ read ≈ +2 to +3.3 THz at</w:t>
+      </w:r>
+      <w:r>
+        <w:t xml:space="preserve"> </w:t>
+      </w:r>
+      <w:r>
+        <w:t xml:space="preserve">100 K in every model (cubic is the &gt;2600 K phase, so the correct call is unstable — the screen’s</w:t>
+      </w:r>
+      <w:r>
+        <w:t xml:space="preserve"> </w:t>
+      </w:r>
+      <w:r>
+        <w:t xml:space="preserve">condensation criterion calls all 20 fluorite units unstable, while its symmetric-point curvature</w:t>
+      </w:r>
+      <w:r>
+        <w:t xml:space="preserve"> </w:t>
+      </w:r>
+      <w:r>
+        <w:t xml:space="preserve">spans −7 to +27 THz, i.e. many of these condensations are of the first-order-like kind a</w:t>
+      </w:r>
+      <w:r>
+        <w:t xml:space="preserve"> </w:t>
+      </w:r>
+      <w:r>
+        <w:t xml:space="preserve">fixed-reference curvature cannot see, §2.4), and three of five models then</w:t>
       </w:r>
       <w:r>
         <w:t xml:space="preserve"> </w:t>
@@ -1157,19 +1294,25 @@
         <w:t xml:space="preserve"> </w:t>
       </w:r>
       <w:r>
-        <w:t xml:space="preserve">with temperature (the wrong trend) as the wider high-T Gaussian finally</w:t>
-      </w:r>
-      <w:r>
-        <w:t xml:space="preserve"> </w:t>
-      </w:r>
-      <w:r>
-        <w:t xml:space="preserve">samples the instability. That a numerically well-behaved, shallower instability fails the same</w:t>
-      </w:r>
-      <w:r>
-        <w:t xml:space="preserve"> </w:t>
-      </w:r>
-      <w:r>
-        <w:t xml:space="preserve">way confirms the failure is methodological, not a numerical artifact of the deep perovskite wells.</w:t>
+        <w:t xml:space="preserve">with</w:t>
+      </w:r>
+      <w:r>
+        <w:t xml:space="preserve"> </w:t>
+      </w:r>
+      <w:r>
+        <w:t xml:space="preserve">temperature, the wrong trend. That a numerically well-behaved, shallower instability fails the</w:t>
+      </w:r>
+      <w:r>
+        <w:t xml:space="preserve"> </w:t>
+      </w:r>
+      <w:r>
+        <w:t xml:space="preserve">same way confirms the failure is methodological, not a numerical artifact of the deep perovskite</w:t>
+      </w:r>
+      <w:r>
+        <w:t xml:space="preserve"> </w:t>
+      </w:r>
+      <w:r>
+        <w:t xml:space="preserve">wells.</w:t>
       </w:r>
     </w:p>
     <w:bookmarkEnd w:id="13"/>
@@ -1254,7 +1397,19 @@
         <w:t xml:space="preserve"> </w:t>
       </w:r>
       <w:r>
-        <w:t xml:space="preserve">cross-model bcc margins (~0.4 THz) exceed the stochastic noise by ~400×.</w:t>
+        <w:t xml:space="preserve">cross-model bcc margins exceed the stochastic noise by orders of magnitude. The same unit</w:t>
+      </w:r>
+      <w:r>
+        <w:t xml:space="preserve"> </w:t>
+      </w:r>
+      <w:r>
+        <w:t xml:space="preserve">re-measured in the pinned environment with the phonopy-built initialiser returns +1.80 THz at</w:t>
+      </w:r>
+      <w:r>
+        <w:t xml:space="preserve"> </w:t>
+      </w:r>
+      <w:r>
+        <w:t xml:space="preserve">every ladder temperature, so the number also survives an independent environment.</w:t>
       </w:r>
     </w:p>
     <w:p>
@@ -1276,7 +1431,7 @@
         <w:t xml:space="preserve"> </w:t>
       </w:r>
       <w:r>
-        <w:t xml:space="preserve">bcc-Zr stability call holds 2×2×2 → 3×3×3 (SSCHA +1.80 → +1.56 THz</w:t>
+        <w:t xml:space="preserve">bcc-Zr SSCHA stability call holds 2×2×2 → 3×3×3 (+1.80 → +1.56 THz</w:t>
       </w:r>
       <w:r>
         <w:t xml:space="preserve"> </w:t>
@@ -1288,13 +1443,19 @@
         <w:t xml:space="preserve"> </w:t>
       </w:r>
       <w:r>
-        <w:t xml:space="preserve">K;</w:t>
-      </w:r>
-      <w:r>
-        <w:t xml:space="preserve"> </w:t>
-      </w:r>
-      <w:r>
-        <w:t xml:space="preserve">screen +0.92 → +1.58 THz). BaTiO₃ Γ-mode screen call holds (−8.5 → −7.3 THz). SrTiO₃’s R-point</w:t>
+        <w:t xml:space="preserve">K).</w:t>
+      </w:r>
+      <w:r>
+        <w:t xml:space="preserve"> </w:t>
+      </w:r>
+      <w:r>
+        <w:t xml:space="preserve">The soft-mode rows of the convergence study are superseded (single-mode selection, pre-§2.4</w:t>
+      </w:r>
+      <w:r>
+        <w:t xml:space="preserve"> </w:t>
+      </w:r>
+      <w:r>
+        <w:t xml:space="preserve">correction) and are retained for audit only. SrTiO₃’s R-point</w:t>
       </w:r>
       <w:r>
         <w:t xml:space="preserve"> </w:t>

--- a/paper/supplementary.docx
+++ b/paper/supplementary.docx
@@ -2,7 +2,7 @@
 <file path=word/document.xml><?xml version="1.0" encoding="utf-8"?>
 <w:document xmlns:w="http://schemas.openxmlformats.org/wordprocessingml/2006/main" xmlns:m="http://schemas.openxmlformats.org/officeDocument/2006/math" xmlns:r="http://schemas.openxmlformats.org/officeDocument/2006/relationships" xmlns:o="urn:schemas-microsoft-com:office:office" xmlns:v="urn:schemas-microsoft-com:vml" xmlns:w10="urn:schemas-microsoft-com:office:word" xmlns:a="http://schemas.openxmlformats.org/drawingml/2006/main" xmlns:pic="http://schemas.openxmlformats.org/drawingml/2006/picture" xmlns:wp="http://schemas.openxmlformats.org/drawingml/2006/wordprocessingDrawing">
   <w:body>
-    <w:bookmarkStart w:id="18" w:name="electronic-supplementary-information-esi"/>
+    <w:bookmarkStart w:id="19" w:name="electronic-supplementary-information-esi"/>
     <w:p>
       <w:pPr>
         <w:pStyle w:val="Heading1"/>
@@ -118,7 +118,7 @@
         <w:t xml:space="preserve">.</w:t>
       </w:r>
     </w:p>
-    <w:bookmarkStart w:id="10" w:name="X48d3f01bc877325763a227e3afe3ff950d73bf3"/>
+    <w:bookmarkStart w:id="11" w:name="X48d3f01bc877325763a227e3afe3ff950d73bf3"/>
     <w:p>
       <w:pPr>
         <w:pStyle w:val="Heading2"/>
@@ -510,23 +510,13 @@
       </w:r>
     </w:p>
     <w:bookmarkEnd w:id="9"/>
-    <w:bookmarkEnd w:id="10"/>
-    <w:bookmarkStart w:id="15" w:name="Xede661a0109ccb6b2d4c2d297a94028290510d5"/>
-    <w:p>
-      <w:pPr>
-        <w:pStyle w:val="Heading2"/>
-      </w:pPr>
-      <w:r>
-        <w:t xml:space="preserve">S2. SSCHA harness and the displacive-instability failure</w:t>
-      </w:r>
-    </w:p>
-    <w:bookmarkStart w:id="11" w:name="s2.1-minimizer-step-cap"/>
+    <w:bookmarkStart w:id="10" w:name="X657bc9d48ac8f5441ee20f20e65b07b69a988d2"/>
     <w:p>
       <w:pPr>
         <w:pStyle w:val="Heading3"/>
       </w:pPr>
       <w:r>
-        <w:t xml:space="preserve">S2.1 Minimizer step cap</w:t>
+        <w:t xml:space="preserve">S1.2 Harmonic estimator reproducibility: the v1/v2 paired replicate</w:t>
       </w:r>
     </w:p>
     <w:p>
@@ -534,364 +524,85 @@
         <w:pStyle w:val="FirstParagraph"/>
       </w:pPr>
       <w:r>
-        <w:t xml:space="preserve">Multi-mode SSCHA on the 40-atom perovskite cells initially appeared to hang (CPU busy, GPU idle,</w:t>
-      </w:r>
-      <w:r>
-        <w:t xml:space="preserve"> </w:t>
-      </w:r>
-      <w:r>
-        <w:t xml:space="preserve">a per-population step counter climbing past 1000). The cause was an uncapped per-population</w:t>
-      </w:r>
-      <w:r>
-        <w:t xml:space="preserve"> </w:t>
-      </w:r>
-      <w:r>
-        <w:t xml:space="preserve">reweighting loop: with a noisy stochastic gradient on a large soft cell, one population chases</w:t>
-      </w:r>
-      <w:r>
-        <w:t xml:space="preserve"> </w:t>
-      </w:r>
-      <w:r>
-        <w:t xml:space="preserve">the gradient below its own stochastic-noise floor indefinitely instead of regenerating a fresh</w:t>
-      </w:r>
-      <w:r>
-        <w:t xml:space="preserve"> </w:t>
-      </w:r>
-      <w:r>
-        <w:t xml:space="preserve">ensemble. Capping the per-population steps (</w:t>
+        <w:t xml:space="preserve">The harmonic layer was measured twice. Generations v1 and v2 run the</w:t>
+      </w:r>
+      <w:r>
+        <w:t xml:space="preserve"> </w:t>
+      </w:r>
+      <w:r>
+        <w:rPr>
+          <w:i/>
+          <w:iCs/>
+        </w:rPr>
+        <w:t xml:space="preserve">same algorithm at the same</w:t>
+      </w:r>
+      <w:r>
+        <w:rPr>
+          <w:i/>
+          <w:iCs/>
+        </w:rPr>
+        <w:t xml:space="preserve"> </w:t>
+      </w:r>
+      <w:r>
+        <w:rPr>
+          <w:i/>
+          <w:iCs/>
+        </w:rPr>
+        <w:t xml:space="preserve">settings</w:t>
+      </w:r>
+      <w:r>
+        <w:t xml:space="preserve"> </w:t>
+      </w:r>
+      <w:r>
+        <w:t xml:space="preserve">— 0.01 Å displacements, 2×2×2 supercells, 12×12×12 meshes — in independently pinned</w:t>
+      </w:r>
+      <w:r>
+        <w:t xml:space="preserve"> </w:t>
+      </w:r>
+      <w:r>
+        <w:t xml:space="preserve">software environments (</w:t>
       </w:r>
       <w:r>
         <w:rPr>
           <w:rStyle w:val="VerbatimChar"/>
         </w:rPr>
-        <w:t xml:space="preserve">minim.max_ka = 20</w:t>
-      </w:r>
-      <w:r>
-        <w:t xml:space="preserve">) forces ensemble regeneration;</w:t>
-      </w:r>
-      <w:r>
-        <w:t xml:space="preserve"> </w:t>
-      </w:r>
-      <w:r>
-        <w:t xml:space="preserve">SrTiO₃ then converged in 231 s / 27 steps (previously 1835 steps → timeout). Small cells (8-atom</w:t>
-      </w:r>
-      <w:r>
-        <w:t xml:space="preserve"> </w:t>
-      </w:r>
-      <w:r>
-        <w:t xml:space="preserve">bcc) converge under the cap and are unchanged.</w:t>
-      </w:r>
-    </w:p>
-    <w:bookmarkEnd w:id="11"/>
-    <w:bookmarkStart w:id="12" w:name="X6119a5da9d3e040ccd890dc869fa222e0f8f8a1"/>
-    <w:p>
-      <w:pPr>
-        <w:pStyle w:val="Heading3"/>
-      </w:pPr>
-      <w:r>
-        <w:t xml:space="preserve">S2.2 Root-cause diagnostic (cubic BaTiO₃, MACE-MP-0, 100 K)</w:t>
-      </w:r>
-    </w:p>
-    <w:p>
-      <w:pPr>
-        <w:pStyle w:val="FirstParagraph"/>
-      </w:pPr>
+        <w:t xml:space="preserve">mlip_dynstab/__init__.py</w:t>
+      </w:r>
+      <w:r>
+        <w:t xml:space="preserve">), so the pair is a genuine replicate of the</w:t>
+      </w:r>
+      <w:r>
+        <w:t xml:space="preserve"> </w:t>
+      </w:r>
+      <w:r>
+        <w:t xml:space="preserve">estimator rather than a re-run of a cached result. That gives 100 paired (system, model)</w:t>
+      </w:r>
+      <w:r>
+        <w:t xml:space="preserve"> </w:t>
+      </w:r>
+      <w:r>
+        <w:t xml:space="preserve">measurements of the softest-mode frequency. Reproduced by</w:t>
+      </w:r>
+      <w:r>
+        <w:t xml:space="preserve"> </w:t>
+      </w:r>
       <w:r>
         <w:rPr>
           <w:rStyle w:val="VerbatimChar"/>
         </w:rPr>
-        <w:t xml:space="preserve">scripts/sscha_v4_diag.py</w:t>
-      </w:r>
-      <w:r>
-        <w:t xml:space="preserve">:</w:t>
-      </w:r>
-    </w:p>
-    <w:tbl>
-      <w:tblPr>
-        <w:tblStyle w:val="Table"/>
-        <w:tblW w:type="pct" w:w="5000"/>
-        <w:tblLayout w:type="fixed"/>
-        <w:tblLook w:firstRow="1" w:lastRow="0" w:firstColumn="0" w:lastColumn="0" w:noHBand="0" w:noVBand="0" w:val="0020"/>
-      </w:tblPr>
-      <w:tblGrid>
-        <w:gridCol w:w="3960"/>
-        <w:gridCol w:w="3960"/>
-      </w:tblGrid>
-      <w:tr>
-        <w:trPr>
-          <w:tblHeader w:val="on"/>
-        </w:trPr>
-        <w:tc>
-          <w:tcPr/>
-          <w:p>
-            <w:pPr>
-              <w:pStyle w:val="Compact"/>
-            </w:pPr>
-            <w:r>
-              <w:t xml:space="preserve">Stage</w:t>
-            </w:r>
-          </w:p>
-        </w:tc>
-        <w:tc>
-          <w:tcPr/>
-          <w:p>
-            <w:pPr>
-              <w:pStyle w:val="Compact"/>
-            </w:pPr>
-            <w:r>
-              <w:t xml:space="preserve">min frequency (THz)</w:t>
-            </w:r>
-          </w:p>
-        </w:tc>
-      </w:tr>
-      <w:tr>
-        <w:tc>
-          <w:tcPr/>
-          <w:p>
-            <w:pPr>
-              <w:pStyle w:val="Compact"/>
-            </w:pPr>
-            <w:r>
-              <w:t xml:space="preserve">harmonic (ground truth)</w:t>
-            </w:r>
-          </w:p>
-        </w:tc>
-        <w:tc>
-          <w:tcPr/>
-          <w:p>
-            <w:pPr>
-              <w:pStyle w:val="Compact"/>
-            </w:pPr>
-            <w:r>
-              <w:t xml:space="preserve">−5.635</w:t>
-            </w:r>
-          </w:p>
-        </w:tc>
-      </w:tr>
-      <w:tr>
-        <w:tc>
-          <w:tcPr/>
-          <w:p>
-            <w:pPr>
-              <w:pStyle w:val="Compact"/>
-            </w:pPr>
-            <w:r>
-              <w:t xml:space="preserve">after</w:t>
-            </w:r>
-            <w:r>
-              <w:t xml:space="preserve"> </w:t>
-            </w:r>
-            <w:r>
-              <w:rPr>
-                <w:rStyle w:val="VerbatimChar"/>
-              </w:rPr>
-              <w:t xml:space="preserve">ForcePositiveDefinite</w:t>
-            </w:r>
-          </w:p>
-        </w:tc>
-        <w:tc>
-          <w:tcPr/>
-          <w:p>
-            <w:pPr>
-              <w:pStyle w:val="Compact"/>
-            </w:pPr>
-            <w:r>
-              <w:t xml:space="preserve">+2.882</w:t>
-            </w:r>
-          </w:p>
-        </w:tc>
-      </w:tr>
-      <w:tr>
-        <w:tc>
-          <w:tcPr/>
-          <w:p>
-            <w:pPr>
-              <w:pStyle w:val="Compact"/>
-            </w:pPr>
-            <w:r>
-              <w:t xml:space="preserve">converged SCHA auxiliary dynamical matrix</w:t>
-            </w:r>
-          </w:p>
-        </w:tc>
-        <w:tc>
-          <w:tcPr/>
-          <w:p>
-            <w:pPr>
-              <w:pStyle w:val="Compact"/>
-            </w:pPr>
-            <w:r>
-              <w:t xml:space="preserve">+2.892</w:t>
-            </w:r>
-          </w:p>
-        </w:tc>
-      </w:tr>
-      <w:tr>
-        <w:tc>
-          <w:tcPr/>
-          <w:p>
-            <w:pPr>
-              <w:pStyle w:val="Compact"/>
-            </w:pPr>
-            <w:r>
-              <w:t xml:space="preserve">free-energy Hessian,</w:t>
-            </w:r>
-            <w:r>
-              <w:t xml:space="preserve"> </w:t>
-            </w:r>
-            <w:r>
-              <w:rPr>
-                <w:rStyle w:val="VerbatimChar"/>
-              </w:rPr>
-              <w:t xml:space="preserve">include_v4=False</w:t>
-            </w:r>
-            <w:r>
-              <w:t xml:space="preserve"> </w:t>
-            </w:r>
-            <w:r>
-              <w:t xml:space="preserve">(production)</w:t>
-            </w:r>
-          </w:p>
-        </w:tc>
-        <w:tc>
-          <w:tcPr/>
-          <w:p>
-            <w:pPr>
-              <w:pStyle w:val="Compact"/>
-            </w:pPr>
-            <w:r>
-              <w:t xml:space="preserve">+2.872</w:t>
-            </w:r>
-          </w:p>
-        </w:tc>
-      </w:tr>
-      <w:tr>
-        <w:tc>
-          <w:tcPr/>
-          <w:p>
-            <w:pPr>
-              <w:pStyle w:val="Compact"/>
-            </w:pPr>
-            <w:r>
-              <w:t xml:space="preserve">free-energy Hessian,</w:t>
-            </w:r>
-            <w:r>
-              <w:t xml:space="preserve"> </w:t>
-            </w:r>
-            <w:r>
-              <w:rPr>
-                <w:rStyle w:val="VerbatimChar"/>
-              </w:rPr>
-              <w:t xml:space="preserve">include_v4=True</w:t>
-            </w:r>
-          </w:p>
-        </w:tc>
-        <w:tc>
-          <w:tcPr/>
-          <w:p>
-            <w:pPr>
-              <w:pStyle w:val="Compact"/>
-            </w:pPr>
-            <w:r>
-              <w:t xml:space="preserve">did not finish in &gt;18 min (single unit)</w:t>
-            </w:r>
-          </w:p>
-        </w:tc>
-      </w:tr>
-    </w:tbl>
-    <w:p>
-      <w:pPr>
-        <w:pStyle w:val="BodyText"/>
-      </w:pPr>
-      <w:r>
-        <w:t xml:space="preserve">The auxiliary SCHA matrix is positive-definite by construction (a normalisable Gaussian trial</w:t>
-      </w:r>
-      <w:r>
-        <w:t xml:space="preserve"> </w:t>
-      </w:r>
-      <w:r>
-        <w:t xml:space="preserve">state requires it), so the +2.88 THz after</w:t>
-      </w:r>
-      <w:r>
-        <w:t xml:space="preserve"> </w:t>
-      </w:r>
-      <w:r>
-        <w:rPr>
-          <w:rStyle w:val="VerbatimChar"/>
-        </w:rPr>
-        <w:t xml:space="preserve">ForcePositiveDefinite</w:t>
-      </w:r>
-      <w:r>
-        <w:t xml:space="preserve"> </w:t>
-      </w:r>
-      <w:r>
-        <w:t xml:space="preserve">and the +2.89 THz at</w:t>
-      </w:r>
-      <w:r>
-        <w:t xml:space="preserve"> </w:t>
-      </w:r>
-      <w:r>
-        <w:t xml:space="preserve">convergence are not diagnostics of anything – the auxiliary matrix cannot soften (main text,</w:t>
-      </w:r>
-      <w:r>
-        <w:t xml:space="preserve"> </w:t>
-      </w:r>
-      <w:r>
-        <w:t xml:space="preserve">refs 21, 22). The object that can detect the instability is the free-energy Hessian, and the</w:t>
-      </w:r>
-      <w:r>
-        <w:t xml:space="preserve"> </w:t>
-      </w:r>
-      <w:r>
-        <w:t xml:space="preserve">table shows the failure enters at its truncation: with the fourth-order term dropped (the bubble</w:t>
-      </w:r>
-      <w:r>
-        <w:t xml:space="preserve"> </w:t>
-      </w:r>
-      <w:r>
-        <w:t xml:space="preserve">approximation, the</w:t>
-      </w:r>
-      <w:r>
-        <w:t xml:space="preserve"> </w:t>
-      </w:r>
-      <w:r>
-        <w:rPr>
-          <w:rStyle w:val="VerbatimChar"/>
-        </w:rPr>
-        <w:t xml:space="preserve">python-sscha</w:t>
-      </w:r>
-      <w:r>
-        <w:t xml:space="preserve"> </w:t>
-      </w:r>
-      <w:r>
-        <w:t xml:space="preserve">default) the Hessian merely reproduces the positive auxiliary</w:t>
-      </w:r>
-      <w:r>
-        <w:t xml:space="preserve"> </w:t>
-      </w:r>
-      <w:r>
-        <w:t xml:space="preserve">curvature → false-stable. The fourth-order resummation is the theoretically prescribed remedy in</w:t>
-      </w:r>
-      <w:r>
-        <w:t xml:space="preserve"> </w:t>
-      </w:r>
-      <w:r>
-        <w:t xml:space="preserve">exactly this regime (ref 22) but is not viable at grid scale (≈tens of hours per unit) and is</w:t>
-      </w:r>
-      <w:r>
-        <w:t xml:space="preserve"> </w:t>
-      </w:r>
-      <w:r>
-        <w:t xml:space="preserve">numerically stable only in float64.</w:t>
-      </w:r>
-    </w:p>
-    <w:bookmarkEnd w:id="12"/>
-    <w:bookmarkStart w:id="13" w:name="s2.3-reliability-by-family-complete-grid"/>
-    <w:p>
-      <w:pPr>
-        <w:pStyle w:val="Heading3"/>
-      </w:pPr>
-      <w:r>
-        <w:t xml:space="preserve">S2.3 Reliability by family (complete grid)</w:t>
+        <w:t xml:space="preserve">scripts/estimator_noise.py</w:t>
+      </w:r>
+      <w:r>
+        <w:t xml:space="preserve"> </w:t>
+      </w:r>
+      <w:r>
+        <w:t xml:space="preserve">from the</w:t>
+      </w:r>
+      <w:r>
+        <w:t xml:space="preserve"> </w:t>
+      </w:r>
+      <w:r>
+        <w:t xml:space="preserve">deposited ledger; no new computation is involved.</w:t>
       </w:r>
     </w:p>
     <w:tbl>
@@ -920,62 +631,62 @@
               <w:pStyle w:val="Compact"/>
             </w:pPr>
             <w:r>
-              <w:t xml:space="preserve">Family</w:t>
-            </w:r>
-          </w:p>
-        </w:tc>
-        <w:tc>
-          <w:tcPr/>
-          <w:p>
-            <w:pPr>
-              <w:pStyle w:val="Compact"/>
-            </w:pPr>
-            <w:r>
-              <w:t xml:space="preserve">n measured</w:t>
-            </w:r>
-          </w:p>
-        </w:tc>
-        <w:tc>
-          <w:tcPr/>
-          <w:p>
-            <w:pPr>
-              <w:pStyle w:val="Compact"/>
-            </w:pPr>
-            <w:r>
-              <w:t xml:space="preserve">failed units</w:t>
-            </w:r>
-          </w:p>
-        </w:tc>
-        <w:tc>
-          <w:tcPr/>
-          <w:p>
-            <w:pPr>
-              <w:pStyle w:val="Compact"/>
-            </w:pPr>
-            <w:r>
-              <w:t xml:space="preserve">numerical blow-ups (|f|&gt;50 THz)</w:t>
-            </w:r>
-          </w:p>
-        </w:tc>
-        <w:tc>
-          <w:tcPr/>
-          <w:p>
-            <w:pPr>
-              <w:pStyle w:val="Compact"/>
-            </w:pPr>
-            <w:r>
-              <w:t xml:space="preserve">min freq (THz)</w:t>
-            </w:r>
-          </w:p>
-        </w:tc>
-        <w:tc>
-          <w:tcPr/>
-          <w:p>
-            <w:pPr>
-              <w:pStyle w:val="Compact"/>
-            </w:pPr>
-            <w:r>
-              <w:t xml:space="preserve">max freq (THz)</w:t>
+              <w:t xml:space="preserve">model</w:t>
+            </w:r>
+          </w:p>
+        </w:tc>
+        <w:tc>
+          <w:tcPr/>
+          <w:p>
+            <w:pPr>
+              <w:pStyle w:val="Compact"/>
+            </w:pPr>
+            <w:r>
+              <w:t xml:space="preserve">n</w:t>
+            </w:r>
+          </w:p>
+        </w:tc>
+        <w:tc>
+          <w:tcPr/>
+          <w:p>
+            <w:pPr>
+              <w:pStyle w:val="Compact"/>
+            </w:pPr>
+            <w:r>
+              <w:t xml:space="preserve">median |Δ| (THz)</w:t>
+            </w:r>
+          </w:p>
+        </w:tc>
+        <w:tc>
+          <w:tcPr/>
+          <w:p>
+            <w:pPr>
+              <w:pStyle w:val="Compact"/>
+            </w:pPr>
+            <w:r>
+              <w:t xml:space="preserve">p95 |Δ|</w:t>
+            </w:r>
+          </w:p>
+        </w:tc>
+        <w:tc>
+          <w:tcPr/>
+          <w:p>
+            <w:pPr>
+              <w:pStyle w:val="Compact"/>
+            </w:pPr>
+            <w:r>
+              <w:t xml:space="preserve">max |Δ|</w:t>
+            </w:r>
+          </w:p>
+        </w:tc>
+        <w:tc>
+          <w:tcPr/>
+          <w:p>
+            <w:pPr>
+              <w:pStyle w:val="Compact"/>
+            </w:pPr>
+            <w:r>
+              <w:t xml:space="preserve">stability-call flips</w:t>
             </w:r>
           </w:p>
         </w:tc>
@@ -988,18 +699,51 @@
               <w:pStyle w:val="Compact"/>
             </w:pPr>
             <w:r>
-              <w:t xml:space="preserve">bcc (Ti/Zr/Hf)</w:t>
-            </w:r>
-          </w:p>
-        </w:tc>
-        <w:tc>
-          <w:tcPr/>
-          <w:p>
-            <w:pPr>
-              <w:pStyle w:val="Compact"/>
-            </w:pPr>
-            <w:r>
-              <w:t xml:space="preserve">75</w:t>
+              <w:t xml:space="preserve">CHGNet</w:t>
+            </w:r>
+          </w:p>
+        </w:tc>
+        <w:tc>
+          <w:tcPr/>
+          <w:p>
+            <w:pPr>
+              <w:pStyle w:val="Compact"/>
+            </w:pPr>
+            <w:r>
+              <w:t xml:space="preserve">20</w:t>
+            </w:r>
+          </w:p>
+        </w:tc>
+        <w:tc>
+          <w:tcPr/>
+          <w:p>
+            <w:pPr>
+              <w:pStyle w:val="Compact"/>
+            </w:pPr>
+            <w:r>
+              <w:t xml:space="preserve">5.7 × 10⁻⁵</w:t>
+            </w:r>
+          </w:p>
+        </w:tc>
+        <w:tc>
+          <w:tcPr/>
+          <w:p>
+            <w:pPr>
+              <w:pStyle w:val="Compact"/>
+            </w:pPr>
+            <w:r>
+              <w:t xml:space="preserve">3.6 × 10⁻³</w:t>
+            </w:r>
+          </w:p>
+        </w:tc>
+        <w:tc>
+          <w:tcPr/>
+          <w:p>
+            <w:pPr>
+              <w:pStyle w:val="Compact"/>
+            </w:pPr>
+            <w:r>
+              <w:t xml:space="preserve">0.0076</w:t>
             </w:r>
           </w:p>
         </w:tc>
@@ -1011,39 +755,6 @@
             </w:pPr>
             <w:r>
               <w:t xml:space="preserve">0</w:t>
-            </w:r>
-          </w:p>
-        </w:tc>
-        <w:tc>
-          <w:tcPr/>
-          <w:p>
-            <w:pPr>
-              <w:pStyle w:val="Compact"/>
-            </w:pPr>
-            <w:r>
-              <w:t xml:space="preserve">0</w:t>
-            </w:r>
-          </w:p>
-        </w:tc>
-        <w:tc>
-          <w:tcPr/>
-          <w:p>
-            <w:pPr>
-              <w:pStyle w:val="Compact"/>
-            </w:pPr>
-            <w:r>
-              <w:t xml:space="preserve">0.06</w:t>
-            </w:r>
-          </w:p>
-        </w:tc>
-        <w:tc>
-          <w:tcPr/>
-          <w:p>
-            <w:pPr>
-              <w:pStyle w:val="Compact"/>
-            </w:pPr>
-            <w:r>
-              <w:t xml:space="preserve">2.10</w:t>
             </w:r>
           </w:p>
         </w:tc>
@@ -1056,18 +767,51 @@
               <w:pStyle w:val="Compact"/>
             </w:pPr>
             <w:r>
-              <w:t xml:space="preserve">fluorite (ZrO₂/HfO₂)</w:t>
-            </w:r>
-          </w:p>
-        </w:tc>
-        <w:tc>
-          <w:tcPr/>
-          <w:p>
-            <w:pPr>
-              <w:pStyle w:val="Compact"/>
-            </w:pPr>
-            <w:r>
-              <w:t xml:space="preserve">40</w:t>
+              <w:t xml:space="preserve">MatterSim</w:t>
+            </w:r>
+          </w:p>
+        </w:tc>
+        <w:tc>
+          <w:tcPr/>
+          <w:p>
+            <w:pPr>
+              <w:pStyle w:val="Compact"/>
+            </w:pPr>
+            <w:r>
+              <w:t xml:space="preserve">20</w:t>
+            </w:r>
+          </w:p>
+        </w:tc>
+        <w:tc>
+          <w:tcPr/>
+          <w:p>
+            <w:pPr>
+              <w:pStyle w:val="Compact"/>
+            </w:pPr>
+            <w:r>
+              <w:t xml:space="preserve">5.4 × 10⁻⁵</w:t>
+            </w:r>
+          </w:p>
+        </w:tc>
+        <w:tc>
+          <w:tcPr/>
+          <w:p>
+            <w:pPr>
+              <w:pStyle w:val="Compact"/>
+            </w:pPr>
+            <w:r>
+              <w:t xml:space="preserve">5.4 × 10⁻⁴</w:t>
+            </w:r>
+          </w:p>
+        </w:tc>
+        <w:tc>
+          <w:tcPr/>
+          <w:p>
+            <w:pPr>
+              <w:pStyle w:val="Compact"/>
+            </w:pPr>
+            <w:r>
+              <w:t xml:space="preserve">0.00057</w:t>
             </w:r>
           </w:p>
         </w:tc>
@@ -1079,39 +823,6 @@
             </w:pPr>
             <w:r>
               <w:t xml:space="preserve">0</w:t>
-            </w:r>
-          </w:p>
-        </w:tc>
-        <w:tc>
-          <w:tcPr/>
-          <w:p>
-            <w:pPr>
-              <w:pStyle w:val="Compact"/>
-            </w:pPr>
-            <w:r>
-              <w:t xml:space="preserve">0</w:t>
-            </w:r>
-          </w:p>
-        </w:tc>
-        <w:tc>
-          <w:tcPr/>
-          <w:p>
-            <w:pPr>
-              <w:pStyle w:val="Compact"/>
-            </w:pPr>
-            <w:r>
-              <w:t xml:space="preserve">−24.8</w:t>
-            </w:r>
-          </w:p>
-        </w:tc>
-        <w:tc>
-          <w:tcPr/>
-          <w:p>
-            <w:pPr>
-              <w:pStyle w:val="Compact"/>
-            </w:pPr>
-            <w:r>
-              <w:t xml:space="preserve">3.33</w:t>
             </w:r>
           </w:p>
         </w:tc>
@@ -1124,62 +835,198 @@
               <w:pStyle w:val="Compact"/>
             </w:pPr>
             <w:r>
-              <w:t xml:space="preserve">perovskite (oxide + halide)</w:t>
-            </w:r>
-          </w:p>
-        </w:tc>
-        <w:tc>
-          <w:tcPr/>
-          <w:p>
-            <w:pPr>
-              <w:pStyle w:val="Compact"/>
-            </w:pPr>
-            <w:r>
-              <w:t xml:space="preserve">86</w:t>
-            </w:r>
-          </w:p>
-        </w:tc>
-        <w:tc>
-          <w:tcPr/>
-          <w:p>
-            <w:pPr>
-              <w:pStyle w:val="Compact"/>
-            </w:pPr>
-            <w:r>
-              <w:t xml:space="preserve">7</w:t>
-            </w:r>
-          </w:p>
-        </w:tc>
-        <w:tc>
-          <w:tcPr/>
-          <w:p>
-            <w:pPr>
-              <w:pStyle w:val="Compact"/>
-            </w:pPr>
-            <w:r>
-              <w:t xml:space="preserve">8</w:t>
-            </w:r>
-          </w:p>
-        </w:tc>
-        <w:tc>
-          <w:tcPr/>
-          <w:p>
-            <w:pPr>
-              <w:pStyle w:val="Compact"/>
-            </w:pPr>
-            <w:r>
-              <w:t xml:space="preserve">−914</w:t>
-            </w:r>
-          </w:p>
-        </w:tc>
-        <w:tc>
-          <w:tcPr/>
-          <w:p>
-            <w:pPr>
-              <w:pStyle w:val="Compact"/>
-            </w:pPr>
-            <w:r>
-              <w:t xml:space="preserve">3.72</w:t>
+              <w:t xml:space="preserve">SevenNet-0</w:t>
+            </w:r>
+          </w:p>
+        </w:tc>
+        <w:tc>
+          <w:tcPr/>
+          <w:p>
+            <w:pPr>
+              <w:pStyle w:val="Compact"/>
+            </w:pPr>
+            <w:r>
+              <w:t xml:space="preserve">20</w:t>
+            </w:r>
+          </w:p>
+        </w:tc>
+        <w:tc>
+          <w:tcPr/>
+          <w:p>
+            <w:pPr>
+              <w:pStyle w:val="Compact"/>
+            </w:pPr>
+            <w:r>
+              <w:t xml:space="preserve">1.7 × 10⁻⁵</w:t>
+            </w:r>
+          </w:p>
+        </w:tc>
+        <w:tc>
+          <w:tcPr/>
+          <w:p>
+            <w:pPr>
+              <w:pStyle w:val="Compact"/>
+            </w:pPr>
+            <w:r>
+              <w:t xml:space="preserve">4.8 × 10⁻⁴</w:t>
+            </w:r>
+          </w:p>
+        </w:tc>
+        <w:tc>
+          <w:tcPr/>
+          <w:p>
+            <w:pPr>
+              <w:pStyle w:val="Compact"/>
+            </w:pPr>
+            <w:r>
+              <w:t xml:space="preserve">0.0010</w:t>
+            </w:r>
+          </w:p>
+        </w:tc>
+        <w:tc>
+          <w:tcPr/>
+          <w:p>
+            <w:pPr>
+              <w:pStyle w:val="Compact"/>
+            </w:pPr>
+            <w:r>
+              <w:t xml:space="preserve">0</w:t>
+            </w:r>
+          </w:p>
+        </w:tc>
+      </w:tr>
+      <w:tr>
+        <w:tc>
+          <w:tcPr/>
+          <w:p>
+            <w:pPr>
+              <w:pStyle w:val="Compact"/>
+            </w:pPr>
+            <w:r>
+              <w:t xml:space="preserve">MACE-MP-0</w:t>
+            </w:r>
+          </w:p>
+        </w:tc>
+        <w:tc>
+          <w:tcPr/>
+          <w:p>
+            <w:pPr>
+              <w:pStyle w:val="Compact"/>
+            </w:pPr>
+            <w:r>
+              <w:t xml:space="preserve">20</w:t>
+            </w:r>
+          </w:p>
+        </w:tc>
+        <w:tc>
+          <w:tcPr/>
+          <w:p>
+            <w:pPr>
+              <w:pStyle w:val="Compact"/>
+            </w:pPr>
+            <w:r>
+              <w:t xml:space="preserve">1.5 × 10⁻¹²</w:t>
+            </w:r>
+          </w:p>
+        </w:tc>
+        <w:tc>
+          <w:tcPr/>
+          <w:p>
+            <w:pPr>
+              <w:pStyle w:val="Compact"/>
+            </w:pPr>
+            <w:r>
+              <w:t xml:space="preserve">4.2 × 10⁻¹</w:t>
+            </w:r>
+          </w:p>
+        </w:tc>
+        <w:tc>
+          <w:tcPr/>
+          <w:p>
+            <w:pPr>
+              <w:pStyle w:val="Compact"/>
+            </w:pPr>
+            <w:r>
+              <w:t xml:space="preserve">0.536</w:t>
+            </w:r>
+          </w:p>
+        </w:tc>
+        <w:tc>
+          <w:tcPr/>
+          <w:p>
+            <w:pPr>
+              <w:pStyle w:val="Compact"/>
+            </w:pPr>
+            <w:r>
+              <w:t xml:space="preserve">0</w:t>
+            </w:r>
+          </w:p>
+        </w:tc>
+      </w:tr>
+      <w:tr>
+        <w:tc>
+          <w:tcPr/>
+          <w:p>
+            <w:pPr>
+              <w:pStyle w:val="Compact"/>
+            </w:pPr>
+            <w:r>
+              <w:t xml:space="preserve">ORB-v2</w:t>
+            </w:r>
+          </w:p>
+        </w:tc>
+        <w:tc>
+          <w:tcPr/>
+          <w:p>
+            <w:pPr>
+              <w:pStyle w:val="Compact"/>
+            </w:pPr>
+            <w:r>
+              <w:t xml:space="preserve">20</w:t>
+            </w:r>
+          </w:p>
+        </w:tc>
+        <w:tc>
+          <w:tcPr/>
+          <w:p>
+            <w:pPr>
+              <w:pStyle w:val="Compact"/>
+            </w:pPr>
+            <w:r>
+              <w:t xml:space="preserve">4.3 × 10⁻²</w:t>
+            </w:r>
+          </w:p>
+        </w:tc>
+        <w:tc>
+          <w:tcPr/>
+          <w:p>
+            <w:pPr>
+              <w:pStyle w:val="Compact"/>
+            </w:pPr>
+            <w:r>
+              <w:t xml:space="preserve">1.9</w:t>
+            </w:r>
+          </w:p>
+        </w:tc>
+        <w:tc>
+          <w:tcPr/>
+          <w:p>
+            <w:pPr>
+              <w:pStyle w:val="Compact"/>
+            </w:pPr>
+            <w:r>
+              <w:t xml:space="preserve">2.011</w:t>
+            </w:r>
+          </w:p>
+        </w:tc>
+        <w:tc>
+          <w:tcPr/>
+          <w:p>
+            <w:pPr>
+              <w:pStyle w:val="Compact"/>
+            </w:pPr>
+            <w:r>
+              <w:t xml:space="preserve">2</w:t>
             </w:r>
           </w:p>
         </w:tc>
@@ -1191,94 +1038,100 @@
       </w:pPr>
       <w:r>
         <w:rPr>
-          <w:rStyle w:val="VerbatimChar"/>
-        </w:rPr>
-        <w:t xml:space="preserve">analysis.sscha_reliability(df)</w:t>
-      </w:r>
-      <w:r>
-        <w:t xml:space="preserve">. bcc is the clean gold standard. All failures sit in the</w:t>
-      </w:r>
-      <w:r>
-        <w:t xml:space="preserve"> </w:t>
-      </w:r>
-      <w:r>
-        <w:t xml:space="preserve">perovskite family, on the deepest wells: seven units die at cellconstructor symmetry or ensemble</w:t>
-      </w:r>
-      <w:r>
-        <w:t xml:space="preserve"> </w:t>
-      </w:r>
-      <w:r>
-        <w:t xml:space="preserve">assertions before returning a number (six on PbTiO₃: ORB-v2 at every temperature, MatterSim at</w:t>
-      </w:r>
-      <w:r>
-        <w:t xml:space="preserve"> </w:t>
-      </w:r>
-      <w:r>
-        <w:t xml:space="preserve">600 and 900 K; one on CsSnI₃/SevenNet-0), and the eight numerical blow-ups span float32 (ORB-v2)</w:t>
-      </w:r>
-      <w:r>
-        <w:t xml:space="preserve"> </w:t>
-      </w:r>
-      <w:r>
-        <w:t xml:space="preserve">and float64 (SrTiO₃ high-T rows) alike, so precision alone does not account for them. In the</w:t>
-      </w:r>
-      <w:r>
-        <w:t xml:space="preserve"> </w:t>
-      </w:r>
-      <w:r>
-        <w:t xml:space="preserve">original unpinned measurement the same units blew up silently to −2×10⁶ THz instead of failing</w:t>
-      </w:r>
-      <w:r>
-        <w:t xml:space="preserve"> </w:t>
-      </w:r>
-      <w:r>
-        <w:t xml:space="preserve">loudly.</w:t>
-      </w:r>
-      <w:r>
-        <w:t xml:space="preserve"> </w:t>
-      </w:r>
-      <w:r>
-        <w:t xml:space="preserve">Cubic fluorites are numerically clean (no blow-ups, no failed units) but are nonetheless</w:t>
-      </w:r>
-      <w:r>
-        <w:t xml:space="preserve"> </w:t>
-      </w:r>
-      <w:r>
-        <w:rPr>
           <w:b/>
           <w:bCs/>
         </w:rPr>
-        <w:t xml:space="preserve">false-stabilised at low T</w:t>
-      </w:r>
-      <w:r>
-        <w:t xml:space="preserve"> </w:t>
-      </w:r>
-      <w:r>
-        <w:t xml:space="preserve">by the §S2.2 truncation: ZrO₂ and HfO₂ read ≈ +2 to +3.3 THz at</w:t>
-      </w:r>
-      <w:r>
-        <w:t xml:space="preserve"> </w:t>
-      </w:r>
-      <w:r>
-        <w:t xml:space="preserve">100 K in every model (cubic is the &gt;2600 K phase, so the correct call is unstable — the screen’s</w:t>
-      </w:r>
-      <w:r>
-        <w:t xml:space="preserve"> </w:t>
-      </w:r>
-      <w:r>
-        <w:t xml:space="preserve">condensation criterion calls all 20 fluorite units unstable, while its symmetric-point curvature</w:t>
-      </w:r>
-      <w:r>
-        <w:t xml:space="preserve"> </w:t>
-      </w:r>
-      <w:r>
-        <w:t xml:space="preserve">spans −7 to +27 THz, i.e. many of these condensations are of the first-order-like kind a</w:t>
-      </w:r>
-      <w:r>
-        <w:t xml:space="preserve"> </w:t>
-      </w:r>
-      <w:r>
-        <w:t xml:space="preserve">fixed-reference curvature cannot see, §2.4), and three of five models then</w:t>
+        <w:t xml:space="preserve">The spread must not be pooled.</w:t>
+      </w:r>
+      <w:r>
+        <w:t xml:space="preserve"> </w:t>
+      </w:r>
+      <w:r>
+        <w:t xml:space="preserve">The pooled max of 2.01 THz is entirely an ORB-v2 artifact and</w:t>
+      </w:r>
+      <w:r>
+        <w:t xml:space="preserve"> </w:t>
+      </w:r>
+      <w:r>
+        <w:t xml:space="preserve">overstates CHGNet and MatterSim — the two models that carry the §3.2 reordering — by roughly two</w:t>
+      </w:r>
+      <w:r>
+        <w:t xml:space="preserve"> </w:t>
+      </w:r>
+      <w:r>
+        <w:t xml:space="preserve">orders of magnitude. ORB-v2’s two flipped calls are</w:t>
+      </w:r>
+      <w:r>
+        <w:t xml:space="preserve"> </w:t>
+      </w:r>
+      <w:r>
+        <w:rPr>
+          <w:rStyle w:val="VerbatimChar"/>
+        </w:rPr>
+        <w:t xml:space="preserve">ktao3_cubic</w:t>
+      </w:r>
+      <w:r>
+        <w:t xml:space="preserve">, which is already excluded from</w:t>
+      </w:r>
+      <w:r>
+        <w:t xml:space="preserve"> </w:t>
+      </w:r>
+      <w:r>
+        <w:t xml:space="preserve">the matched set as borderline, and</w:t>
+      </w:r>
+      <w:r>
+        <w:t xml:space="preserve"> </w:t>
+      </w:r>
+      <w:r>
+        <w:rPr>
+          <w:rStyle w:val="VerbatimChar"/>
+        </w:rPr>
+        <w:t xml:space="preserve">hf_bcc</w:t>
+      </w:r>
+      <w:r>
+        <w:t xml:space="preserve">, which moves from −0.0891 to −0.1937 THz (the same call</w:t>
+      </w:r>
+      <w:r>
+        <w:t xml:space="preserve"> </w:t>
+      </w:r>
+      <w:r>
+        <w:t xml:space="preserve">either way at the production tolerance, but a flip at tol = 0). This is consistent with ORB-v2’s</w:t>
+      </w:r>
+      <w:r>
+        <w:t xml:space="preserve"> </w:t>
+      </w:r>
+      <w:r>
+        <w:t xml:space="preserve">float32 direct-force architecture, identified as the weakest model in §3.1 on independent grounds.</w:t>
+      </w:r>
+    </w:p>
+    <w:p>
+      <w:pPr>
+        <w:pStyle w:val="BodyText"/>
+      </w:pPr>
+      <w:r>
+        <w:rPr>
+          <w:b/>
+          <w:bCs/>
+        </w:rPr>
+        <w:t xml:space="preserve">This is a lower bound, not a full characterisation.</w:t>
+      </w:r>
+      <w:r>
+        <w:t xml:space="preserve"> </w:t>
+      </w:r>
+      <w:r>
+        <w:t xml:space="preserve">v1 and v2 share a code path, a displacement</w:t>
+      </w:r>
+      <w:r>
+        <w:t xml:space="preserve"> </w:t>
+      </w:r>
+      <w:r>
+        <w:t xml:space="preserve">amplitude and a seedless algorithm, so the pair probes environment and library nondeterminism only.</w:t>
+      </w:r>
+      <w:r>
+        <w:t xml:space="preserve"> </w:t>
+      </w:r>
+      <w:r>
+        <w:t xml:space="preserve">It does</w:t>
       </w:r>
       <w:r>
         <w:t xml:space="preserve"> </w:t>
@@ -1288,6 +1141,900 @@
           <w:i/>
           <w:iCs/>
         </w:rPr>
+        <w:t xml:space="preserve">not</w:t>
+      </w:r>
+      <w:r>
+        <w:t xml:space="preserve"> </w:t>
+      </w:r>
+      <w:r>
+        <w:t xml:space="preserve">probe sensitivity to the finite displacement amplitude itself, which is the axis a</w:t>
+      </w:r>
+      <w:r>
+        <w:t xml:space="preserve"> </w:t>
+      </w:r>
+      <w:r>
+        <w:t xml:space="preserve">reader familiar with κ_SRME’s estimator noise will ask about. Closing that would require re-running</w:t>
+      </w:r>
+      <w:r>
+        <w:t xml:space="preserve"> </w:t>
+      </w:r>
+      <w:r>
+        <w:t xml:space="preserve">the 95 scored units on a displacement grid (0.005 / 0.01 / 0.02 / 0.03 Å). Note for anyone</w:t>
+      </w:r>
+      <w:r>
+        <w:t xml:space="preserve"> </w:t>
+      </w:r>
+      <w:r>
+        <w:t xml:space="preserve">attempting it:</w:t>
+      </w:r>
+      <w:r>
+        <w:t xml:space="preserve"> </w:t>
+      </w:r>
+      <w:r>
+        <w:rPr>
+          <w:rStyle w:val="VerbatimChar"/>
+        </w:rPr>
+        <w:t xml:space="preserve">disp</w:t>
+      </w:r>
+      <w:r>
+        <w:t xml:space="preserve"> </w:t>
+      </w:r>
+      <w:r>
+        <w:t xml:space="preserve">is hardcoded in</w:t>
+      </w:r>
+      <w:r>
+        <w:t xml:space="preserve"> </w:t>
+      </w:r>
+      <w:r>
+        <w:rPr>
+          <w:rStyle w:val="VerbatimChar"/>
+        </w:rPr>
+        <w:t xml:space="preserve">harmonic.py</w:t>
+      </w:r>
+      <w:r>
+        <w:t xml:space="preserve"> </w:t>
+      </w:r>
+      <w:r>
+        <w:t xml:space="preserve">and is</w:t>
+      </w:r>
+      <w:r>
+        <w:t xml:space="preserve"> </w:t>
+      </w:r>
+      <w:r>
+        <w:rPr>
+          <w:i/>
+          <w:iCs/>
+        </w:rPr>
+        <w:t xml:space="preserve">not</w:t>
+      </w:r>
+      <w:r>
+        <w:t xml:space="preserve"> </w:t>
+      </w:r>
+      <w:r>
+        <w:t xml:space="preserve">part of the unit hash, so it must</w:t>
+      </w:r>
+      <w:r>
+        <w:t xml:space="preserve"> </w:t>
+      </w:r>
+      <w:r>
+        <w:t xml:space="preserve">be added to the settings dict with a</w:t>
+      </w:r>
+      <w:r>
+        <w:t xml:space="preserve"> </w:t>
+      </w:r>
+      <w:r>
+        <w:rPr>
+          <w:rStyle w:val="VerbatimChar"/>
+        </w:rPr>
+        <w:t xml:space="preserve">METHOD_VERSION</w:t>
+      </w:r>
+      <w:r>
+        <w:t xml:space="preserve"> </w:t>
+      </w:r>
+      <w:r>
+        <w:t xml:space="preserve">bump or</w:t>
+      </w:r>
+      <w:r>
+        <w:t xml:space="preserve"> </w:t>
+      </w:r>
+      <w:r>
+        <w:rPr>
+          <w:rStyle w:val="VerbatimChar"/>
+        </w:rPr>
+        <w:t xml:space="preserve">has_unit()</w:t>
+      </w:r>
+      <w:r>
+        <w:t xml:space="preserve"> </w:t>
+      </w:r>
+      <w:r>
+        <w:t xml:space="preserve">will silently skip every</w:t>
+      </w:r>
+      <w:r>
+        <w:t xml:space="preserve"> </w:t>
+      </w:r>
+      <w:r>
+        <w:t xml:space="preserve">re-run unit.</w:t>
+      </w:r>
+    </w:p>
+    <w:bookmarkEnd w:id="10"/>
+    <w:bookmarkEnd w:id="11"/>
+    <w:bookmarkStart w:id="16" w:name="Xede661a0109ccb6b2d4c2d297a94028290510d5"/>
+    <w:p>
+      <w:pPr>
+        <w:pStyle w:val="Heading2"/>
+      </w:pPr>
+      <w:r>
+        <w:t xml:space="preserve">S2. SSCHA harness and the displacive-instability failure</w:t>
+      </w:r>
+    </w:p>
+    <w:bookmarkStart w:id="12" w:name="s2.1-minimizer-step-cap"/>
+    <w:p>
+      <w:pPr>
+        <w:pStyle w:val="Heading3"/>
+      </w:pPr>
+      <w:r>
+        <w:t xml:space="preserve">S2.1 Minimizer step cap</w:t>
+      </w:r>
+    </w:p>
+    <w:p>
+      <w:pPr>
+        <w:pStyle w:val="FirstParagraph"/>
+      </w:pPr>
+      <w:r>
+        <w:t xml:space="preserve">Multi-mode SSCHA on the 40-atom perovskite cells initially appeared to hang (CPU busy, GPU idle,</w:t>
+      </w:r>
+      <w:r>
+        <w:t xml:space="preserve"> </w:t>
+      </w:r>
+      <w:r>
+        <w:t xml:space="preserve">a per-population step counter climbing past 1000). The cause was an uncapped per-population</w:t>
+      </w:r>
+      <w:r>
+        <w:t xml:space="preserve"> </w:t>
+      </w:r>
+      <w:r>
+        <w:t xml:space="preserve">reweighting loop: with a noisy stochastic gradient on a large soft cell, one population chases</w:t>
+      </w:r>
+      <w:r>
+        <w:t xml:space="preserve"> </w:t>
+      </w:r>
+      <w:r>
+        <w:t xml:space="preserve">the gradient below its own stochastic-noise floor indefinitely instead of regenerating a fresh</w:t>
+      </w:r>
+      <w:r>
+        <w:t xml:space="preserve"> </w:t>
+      </w:r>
+      <w:r>
+        <w:t xml:space="preserve">ensemble. Capping the per-population steps (</w:t>
+      </w:r>
+      <w:r>
+        <w:rPr>
+          <w:rStyle w:val="VerbatimChar"/>
+        </w:rPr>
+        <w:t xml:space="preserve">minim.max_ka = 20</w:t>
+      </w:r>
+      <w:r>
+        <w:t xml:space="preserve">) forces ensemble regeneration;</w:t>
+      </w:r>
+      <w:r>
+        <w:t xml:space="preserve"> </w:t>
+      </w:r>
+      <w:r>
+        <w:t xml:space="preserve">SrTiO₃ then converged in 231 s / 27 steps (previously 1835 steps → timeout). Small cells (8-atom</w:t>
+      </w:r>
+      <w:r>
+        <w:t xml:space="preserve"> </w:t>
+      </w:r>
+      <w:r>
+        <w:t xml:space="preserve">bcc) converge under the cap and are unchanged.</w:t>
+      </w:r>
+    </w:p>
+    <w:bookmarkEnd w:id="12"/>
+    <w:bookmarkStart w:id="13" w:name="X6119a5da9d3e040ccd890dc869fa222e0f8f8a1"/>
+    <w:p>
+      <w:pPr>
+        <w:pStyle w:val="Heading3"/>
+      </w:pPr>
+      <w:r>
+        <w:t xml:space="preserve">S2.2 Root-cause diagnostic (cubic BaTiO₃, MACE-MP-0, 100 K)</w:t>
+      </w:r>
+    </w:p>
+    <w:p>
+      <w:pPr>
+        <w:pStyle w:val="FirstParagraph"/>
+      </w:pPr>
+      <w:r>
+        <w:rPr>
+          <w:rStyle w:val="VerbatimChar"/>
+        </w:rPr>
+        <w:t xml:space="preserve">scripts/sscha_v4_diag.py</w:t>
+      </w:r>
+      <w:r>
+        <w:t xml:space="preserve">:</w:t>
+      </w:r>
+    </w:p>
+    <w:tbl>
+      <w:tblPr>
+        <w:tblStyle w:val="Table"/>
+        <w:tblW w:type="pct" w:w="5000"/>
+        <w:tblLayout w:type="fixed"/>
+        <w:tblLook w:firstRow="1" w:lastRow="0" w:firstColumn="0" w:lastColumn="0" w:noHBand="0" w:noVBand="0" w:val="0020"/>
+      </w:tblPr>
+      <w:tblGrid>
+        <w:gridCol w:w="3960"/>
+        <w:gridCol w:w="3960"/>
+      </w:tblGrid>
+      <w:tr>
+        <w:trPr>
+          <w:tblHeader w:val="on"/>
+        </w:trPr>
+        <w:tc>
+          <w:tcPr/>
+          <w:p>
+            <w:pPr>
+              <w:pStyle w:val="Compact"/>
+            </w:pPr>
+            <w:r>
+              <w:t xml:space="preserve">Stage</w:t>
+            </w:r>
+          </w:p>
+        </w:tc>
+        <w:tc>
+          <w:tcPr/>
+          <w:p>
+            <w:pPr>
+              <w:pStyle w:val="Compact"/>
+            </w:pPr>
+            <w:r>
+              <w:t xml:space="preserve">min frequency (THz)</w:t>
+            </w:r>
+          </w:p>
+        </w:tc>
+      </w:tr>
+      <w:tr>
+        <w:tc>
+          <w:tcPr/>
+          <w:p>
+            <w:pPr>
+              <w:pStyle w:val="Compact"/>
+            </w:pPr>
+            <w:r>
+              <w:t xml:space="preserve">harmonic (ground truth)</w:t>
+            </w:r>
+          </w:p>
+        </w:tc>
+        <w:tc>
+          <w:tcPr/>
+          <w:p>
+            <w:pPr>
+              <w:pStyle w:val="Compact"/>
+            </w:pPr>
+            <w:r>
+              <w:t xml:space="preserve">−5.635</w:t>
+            </w:r>
+          </w:p>
+        </w:tc>
+      </w:tr>
+      <w:tr>
+        <w:tc>
+          <w:tcPr/>
+          <w:p>
+            <w:pPr>
+              <w:pStyle w:val="Compact"/>
+            </w:pPr>
+            <w:r>
+              <w:t xml:space="preserve">after</w:t>
+            </w:r>
+            <w:r>
+              <w:t xml:space="preserve"> </w:t>
+            </w:r>
+            <w:r>
+              <w:rPr>
+                <w:rStyle w:val="VerbatimChar"/>
+              </w:rPr>
+              <w:t xml:space="preserve">ForcePositiveDefinite</w:t>
+            </w:r>
+          </w:p>
+        </w:tc>
+        <w:tc>
+          <w:tcPr/>
+          <w:p>
+            <w:pPr>
+              <w:pStyle w:val="Compact"/>
+            </w:pPr>
+            <w:r>
+              <w:t xml:space="preserve">+2.882</w:t>
+            </w:r>
+          </w:p>
+        </w:tc>
+      </w:tr>
+      <w:tr>
+        <w:tc>
+          <w:tcPr/>
+          <w:p>
+            <w:pPr>
+              <w:pStyle w:val="Compact"/>
+            </w:pPr>
+            <w:r>
+              <w:t xml:space="preserve">converged SCHA auxiliary dynamical matrix</w:t>
+            </w:r>
+          </w:p>
+        </w:tc>
+        <w:tc>
+          <w:tcPr/>
+          <w:p>
+            <w:pPr>
+              <w:pStyle w:val="Compact"/>
+            </w:pPr>
+            <w:r>
+              <w:t xml:space="preserve">+2.892</w:t>
+            </w:r>
+          </w:p>
+        </w:tc>
+      </w:tr>
+      <w:tr>
+        <w:tc>
+          <w:tcPr/>
+          <w:p>
+            <w:pPr>
+              <w:pStyle w:val="Compact"/>
+            </w:pPr>
+            <w:r>
+              <w:t xml:space="preserve">free-energy Hessian,</w:t>
+            </w:r>
+            <w:r>
+              <w:t xml:space="preserve"> </w:t>
+            </w:r>
+            <w:r>
+              <w:rPr>
+                <w:rStyle w:val="VerbatimChar"/>
+              </w:rPr>
+              <w:t xml:space="preserve">include_v4=False</w:t>
+            </w:r>
+            <w:r>
+              <w:t xml:space="preserve"> </w:t>
+            </w:r>
+            <w:r>
+              <w:t xml:space="preserve">(production)</w:t>
+            </w:r>
+          </w:p>
+        </w:tc>
+        <w:tc>
+          <w:tcPr/>
+          <w:p>
+            <w:pPr>
+              <w:pStyle w:val="Compact"/>
+            </w:pPr>
+            <w:r>
+              <w:t xml:space="preserve">+2.872</w:t>
+            </w:r>
+          </w:p>
+        </w:tc>
+      </w:tr>
+      <w:tr>
+        <w:tc>
+          <w:tcPr/>
+          <w:p>
+            <w:pPr>
+              <w:pStyle w:val="Compact"/>
+            </w:pPr>
+            <w:r>
+              <w:t xml:space="preserve">free-energy Hessian,</w:t>
+            </w:r>
+            <w:r>
+              <w:t xml:space="preserve"> </w:t>
+            </w:r>
+            <w:r>
+              <w:rPr>
+                <w:rStyle w:val="VerbatimChar"/>
+              </w:rPr>
+              <w:t xml:space="preserve">include_v4=True</w:t>
+            </w:r>
+          </w:p>
+        </w:tc>
+        <w:tc>
+          <w:tcPr/>
+          <w:p>
+            <w:pPr>
+              <w:pStyle w:val="Compact"/>
+            </w:pPr>
+            <w:r>
+              <w:t xml:space="preserve">did not finish in &gt;18 min (single unit)</w:t>
+            </w:r>
+          </w:p>
+        </w:tc>
+      </w:tr>
+    </w:tbl>
+    <w:p>
+      <w:pPr>
+        <w:pStyle w:val="BodyText"/>
+      </w:pPr>
+      <w:r>
+        <w:t xml:space="preserve">The auxiliary SCHA matrix is positive-definite by construction (a normalisable Gaussian trial</w:t>
+      </w:r>
+      <w:r>
+        <w:t xml:space="preserve"> </w:t>
+      </w:r>
+      <w:r>
+        <w:t xml:space="preserve">state requires it), so the +2.88 THz after</w:t>
+      </w:r>
+      <w:r>
+        <w:t xml:space="preserve"> </w:t>
+      </w:r>
+      <w:r>
+        <w:rPr>
+          <w:rStyle w:val="VerbatimChar"/>
+        </w:rPr>
+        <w:t xml:space="preserve">ForcePositiveDefinite</w:t>
+      </w:r>
+      <w:r>
+        <w:t xml:space="preserve"> </w:t>
+      </w:r>
+      <w:r>
+        <w:t xml:space="preserve">and the +2.89 THz at</w:t>
+      </w:r>
+      <w:r>
+        <w:t xml:space="preserve"> </w:t>
+      </w:r>
+      <w:r>
+        <w:t xml:space="preserve">convergence are not diagnostics of anything – the auxiliary matrix cannot soften (main text,</w:t>
+      </w:r>
+      <w:r>
+        <w:t xml:space="preserve"> </w:t>
+      </w:r>
+      <w:r>
+        <w:t xml:space="preserve">refs 21, 22). The object that can detect the instability is the free-energy Hessian, and the</w:t>
+      </w:r>
+      <w:r>
+        <w:t xml:space="preserve"> </w:t>
+      </w:r>
+      <w:r>
+        <w:t xml:space="preserve">table shows the failure enters at its truncation: with the fourth-order term dropped (the bubble</w:t>
+      </w:r>
+      <w:r>
+        <w:t xml:space="preserve"> </w:t>
+      </w:r>
+      <w:r>
+        <w:t xml:space="preserve">approximation, the</w:t>
+      </w:r>
+      <w:r>
+        <w:t xml:space="preserve"> </w:t>
+      </w:r>
+      <w:r>
+        <w:rPr>
+          <w:rStyle w:val="VerbatimChar"/>
+        </w:rPr>
+        <w:t xml:space="preserve">python-sscha</w:t>
+      </w:r>
+      <w:r>
+        <w:t xml:space="preserve"> </w:t>
+      </w:r>
+      <w:r>
+        <w:t xml:space="preserve">default) the Hessian merely reproduces the positive auxiliary</w:t>
+      </w:r>
+      <w:r>
+        <w:t xml:space="preserve"> </w:t>
+      </w:r>
+      <w:r>
+        <w:t xml:space="preserve">curvature → false-stable. The fourth-order resummation is the theoretically prescribed remedy in</w:t>
+      </w:r>
+      <w:r>
+        <w:t xml:space="preserve"> </w:t>
+      </w:r>
+      <w:r>
+        <w:t xml:space="preserve">exactly this regime (ref 22) but is not viable at grid scale (≈tens of hours per unit) and is</w:t>
+      </w:r>
+      <w:r>
+        <w:t xml:space="preserve"> </w:t>
+      </w:r>
+      <w:r>
+        <w:t xml:space="preserve">numerically stable only in float64.</w:t>
+      </w:r>
+    </w:p>
+    <w:bookmarkEnd w:id="13"/>
+    <w:bookmarkStart w:id="14" w:name="s2.3-reliability-by-family-complete-grid"/>
+    <w:p>
+      <w:pPr>
+        <w:pStyle w:val="Heading3"/>
+      </w:pPr>
+      <w:r>
+        <w:t xml:space="preserve">S2.3 Reliability by family (complete grid)</w:t>
+      </w:r>
+    </w:p>
+    <w:tbl>
+      <w:tblPr>
+        <w:tblStyle w:val="Table"/>
+        <w:tblW w:type="pct" w:w="5000"/>
+        <w:tblLayout w:type="fixed"/>
+        <w:tblLook w:firstRow="1" w:lastRow="0" w:firstColumn="0" w:lastColumn="0" w:noHBand="0" w:noVBand="0" w:val="0020"/>
+      </w:tblPr>
+      <w:tblGrid>
+        <w:gridCol w:w="1320"/>
+        <w:gridCol w:w="1320"/>
+        <w:gridCol w:w="1320"/>
+        <w:gridCol w:w="1320"/>
+        <w:gridCol w:w="1320"/>
+        <w:gridCol w:w="1320"/>
+      </w:tblGrid>
+      <w:tr>
+        <w:trPr>
+          <w:tblHeader w:val="on"/>
+        </w:trPr>
+        <w:tc>
+          <w:tcPr/>
+          <w:p>
+            <w:pPr>
+              <w:pStyle w:val="Compact"/>
+            </w:pPr>
+            <w:r>
+              <w:t xml:space="preserve">Family</w:t>
+            </w:r>
+          </w:p>
+        </w:tc>
+        <w:tc>
+          <w:tcPr/>
+          <w:p>
+            <w:pPr>
+              <w:pStyle w:val="Compact"/>
+            </w:pPr>
+            <w:r>
+              <w:t xml:space="preserve">n measured</w:t>
+            </w:r>
+          </w:p>
+        </w:tc>
+        <w:tc>
+          <w:tcPr/>
+          <w:p>
+            <w:pPr>
+              <w:pStyle w:val="Compact"/>
+            </w:pPr>
+            <w:r>
+              <w:t xml:space="preserve">failed units</w:t>
+            </w:r>
+          </w:p>
+        </w:tc>
+        <w:tc>
+          <w:tcPr/>
+          <w:p>
+            <w:pPr>
+              <w:pStyle w:val="Compact"/>
+            </w:pPr>
+            <w:r>
+              <w:t xml:space="preserve">numerical blow-ups (|f|&gt;50 THz)</w:t>
+            </w:r>
+          </w:p>
+        </w:tc>
+        <w:tc>
+          <w:tcPr/>
+          <w:p>
+            <w:pPr>
+              <w:pStyle w:val="Compact"/>
+            </w:pPr>
+            <w:r>
+              <w:t xml:space="preserve">min freq (THz)</w:t>
+            </w:r>
+          </w:p>
+        </w:tc>
+        <w:tc>
+          <w:tcPr/>
+          <w:p>
+            <w:pPr>
+              <w:pStyle w:val="Compact"/>
+            </w:pPr>
+            <w:r>
+              <w:t xml:space="preserve">max freq (THz)</w:t>
+            </w:r>
+          </w:p>
+        </w:tc>
+      </w:tr>
+      <w:tr>
+        <w:tc>
+          <w:tcPr/>
+          <w:p>
+            <w:pPr>
+              <w:pStyle w:val="Compact"/>
+            </w:pPr>
+            <w:r>
+              <w:t xml:space="preserve">bcc (Ti/Zr/Hf)</w:t>
+            </w:r>
+          </w:p>
+        </w:tc>
+        <w:tc>
+          <w:tcPr/>
+          <w:p>
+            <w:pPr>
+              <w:pStyle w:val="Compact"/>
+            </w:pPr>
+            <w:r>
+              <w:t xml:space="preserve">75</w:t>
+            </w:r>
+          </w:p>
+        </w:tc>
+        <w:tc>
+          <w:tcPr/>
+          <w:p>
+            <w:pPr>
+              <w:pStyle w:val="Compact"/>
+            </w:pPr>
+            <w:r>
+              <w:t xml:space="preserve">0</w:t>
+            </w:r>
+          </w:p>
+        </w:tc>
+        <w:tc>
+          <w:tcPr/>
+          <w:p>
+            <w:pPr>
+              <w:pStyle w:val="Compact"/>
+            </w:pPr>
+            <w:r>
+              <w:t xml:space="preserve">0</w:t>
+            </w:r>
+          </w:p>
+        </w:tc>
+        <w:tc>
+          <w:tcPr/>
+          <w:p>
+            <w:pPr>
+              <w:pStyle w:val="Compact"/>
+            </w:pPr>
+            <w:r>
+              <w:t xml:space="preserve">0.06</w:t>
+            </w:r>
+          </w:p>
+        </w:tc>
+        <w:tc>
+          <w:tcPr/>
+          <w:p>
+            <w:pPr>
+              <w:pStyle w:val="Compact"/>
+            </w:pPr>
+            <w:r>
+              <w:t xml:space="preserve">2.10</w:t>
+            </w:r>
+          </w:p>
+        </w:tc>
+      </w:tr>
+      <w:tr>
+        <w:tc>
+          <w:tcPr/>
+          <w:p>
+            <w:pPr>
+              <w:pStyle w:val="Compact"/>
+            </w:pPr>
+            <w:r>
+              <w:t xml:space="preserve">fluorite (ZrO₂/HfO₂)</w:t>
+            </w:r>
+          </w:p>
+        </w:tc>
+        <w:tc>
+          <w:tcPr/>
+          <w:p>
+            <w:pPr>
+              <w:pStyle w:val="Compact"/>
+            </w:pPr>
+            <w:r>
+              <w:t xml:space="preserve">40</w:t>
+            </w:r>
+          </w:p>
+        </w:tc>
+        <w:tc>
+          <w:tcPr/>
+          <w:p>
+            <w:pPr>
+              <w:pStyle w:val="Compact"/>
+            </w:pPr>
+            <w:r>
+              <w:t xml:space="preserve">0</w:t>
+            </w:r>
+          </w:p>
+        </w:tc>
+        <w:tc>
+          <w:tcPr/>
+          <w:p>
+            <w:pPr>
+              <w:pStyle w:val="Compact"/>
+            </w:pPr>
+            <w:r>
+              <w:t xml:space="preserve">0</w:t>
+            </w:r>
+          </w:p>
+        </w:tc>
+        <w:tc>
+          <w:tcPr/>
+          <w:p>
+            <w:pPr>
+              <w:pStyle w:val="Compact"/>
+            </w:pPr>
+            <w:r>
+              <w:t xml:space="preserve">−24.8</w:t>
+            </w:r>
+          </w:p>
+        </w:tc>
+        <w:tc>
+          <w:tcPr/>
+          <w:p>
+            <w:pPr>
+              <w:pStyle w:val="Compact"/>
+            </w:pPr>
+            <w:r>
+              <w:t xml:space="preserve">3.33</w:t>
+            </w:r>
+          </w:p>
+        </w:tc>
+      </w:tr>
+      <w:tr>
+        <w:tc>
+          <w:tcPr/>
+          <w:p>
+            <w:pPr>
+              <w:pStyle w:val="Compact"/>
+            </w:pPr>
+            <w:r>
+              <w:t xml:space="preserve">perovskite (oxide + halide)</w:t>
+            </w:r>
+          </w:p>
+        </w:tc>
+        <w:tc>
+          <w:tcPr/>
+          <w:p>
+            <w:pPr>
+              <w:pStyle w:val="Compact"/>
+            </w:pPr>
+            <w:r>
+              <w:t xml:space="preserve">86</w:t>
+            </w:r>
+          </w:p>
+        </w:tc>
+        <w:tc>
+          <w:tcPr/>
+          <w:p>
+            <w:pPr>
+              <w:pStyle w:val="Compact"/>
+            </w:pPr>
+            <w:r>
+              <w:t xml:space="preserve">7</w:t>
+            </w:r>
+          </w:p>
+        </w:tc>
+        <w:tc>
+          <w:tcPr/>
+          <w:p>
+            <w:pPr>
+              <w:pStyle w:val="Compact"/>
+            </w:pPr>
+            <w:r>
+              <w:t xml:space="preserve">8</w:t>
+            </w:r>
+          </w:p>
+        </w:tc>
+        <w:tc>
+          <w:tcPr/>
+          <w:p>
+            <w:pPr>
+              <w:pStyle w:val="Compact"/>
+            </w:pPr>
+            <w:r>
+              <w:t xml:space="preserve">−914</w:t>
+            </w:r>
+          </w:p>
+        </w:tc>
+        <w:tc>
+          <w:tcPr/>
+          <w:p>
+            <w:pPr>
+              <w:pStyle w:val="Compact"/>
+            </w:pPr>
+            <w:r>
+              <w:t xml:space="preserve">3.72</w:t>
+            </w:r>
+          </w:p>
+        </w:tc>
+      </w:tr>
+    </w:tbl>
+    <w:p>
+      <w:pPr>
+        <w:pStyle w:val="BodyText"/>
+      </w:pPr>
+      <w:r>
+        <w:rPr>
+          <w:rStyle w:val="VerbatimChar"/>
+        </w:rPr>
+        <w:t xml:space="preserve">analysis.sscha_reliability(df)</w:t>
+      </w:r>
+      <w:r>
+        <w:t xml:space="preserve">. bcc is the clean gold standard. All failures sit in the</w:t>
+      </w:r>
+      <w:r>
+        <w:t xml:space="preserve"> </w:t>
+      </w:r>
+      <w:r>
+        <w:t xml:space="preserve">perovskite family, on the deepest wells: seven units die at cellconstructor symmetry or ensemble</w:t>
+      </w:r>
+      <w:r>
+        <w:t xml:space="preserve"> </w:t>
+      </w:r>
+      <w:r>
+        <w:t xml:space="preserve">assertions before returning a number (six on PbTiO₃: ORB-v2 at every temperature, MatterSim at</w:t>
+      </w:r>
+      <w:r>
+        <w:t xml:space="preserve"> </w:t>
+      </w:r>
+      <w:r>
+        <w:t xml:space="preserve">600 and 900 K; one on CsSnI₃/SevenNet-0), and the eight numerical blow-ups span float32 (ORB-v2)</w:t>
+      </w:r>
+      <w:r>
+        <w:t xml:space="preserve"> </w:t>
+      </w:r>
+      <w:r>
+        <w:t xml:space="preserve">and float64 (SrTiO₃ high-T rows) alike, so precision alone does not account for them. In the</w:t>
+      </w:r>
+      <w:r>
+        <w:t xml:space="preserve"> </w:t>
+      </w:r>
+      <w:r>
+        <w:t xml:space="preserve">original unpinned measurement the same units blew up silently to −2×10⁶ THz instead of failing</w:t>
+      </w:r>
+      <w:r>
+        <w:t xml:space="preserve"> </w:t>
+      </w:r>
+      <w:r>
+        <w:t xml:space="preserve">loudly.</w:t>
+      </w:r>
+      <w:r>
+        <w:t xml:space="preserve"> </w:t>
+      </w:r>
+      <w:r>
+        <w:t xml:space="preserve">Cubic fluorites are numerically clean (no blow-ups, no failed units) but are nonetheless</w:t>
+      </w:r>
+      <w:r>
+        <w:t xml:space="preserve"> </w:t>
+      </w:r>
+      <w:r>
+        <w:rPr>
+          <w:b/>
+          <w:bCs/>
+        </w:rPr>
+        <w:t xml:space="preserve">false-stabilised at low T</w:t>
+      </w:r>
+      <w:r>
+        <w:t xml:space="preserve"> </w:t>
+      </w:r>
+      <w:r>
+        <w:t xml:space="preserve">by the §S2.2 truncation: ZrO₂ and HfO₂ read ≈ +2 to +3.3 THz at</w:t>
+      </w:r>
+      <w:r>
+        <w:t xml:space="preserve"> </w:t>
+      </w:r>
+      <w:r>
+        <w:t xml:space="preserve">100 K in every model (cubic is the &gt;2600 K phase, so the correct call is unstable — the screen’s</w:t>
+      </w:r>
+      <w:r>
+        <w:t xml:space="preserve"> </w:t>
+      </w:r>
+      <w:r>
+        <w:t xml:space="preserve">condensation criterion calls all 20 fluorite units unstable, while its symmetric-point curvature</w:t>
+      </w:r>
+      <w:r>
+        <w:t xml:space="preserve"> </w:t>
+      </w:r>
+      <w:r>
+        <w:t xml:space="preserve">spans −7 to +27 THz, i.e. many of these condensations are of the first-order-like kind a</w:t>
+      </w:r>
+      <w:r>
+        <w:t xml:space="preserve"> </w:t>
+      </w:r>
+      <w:r>
+        <w:t xml:space="preserve">fixed-reference curvature cannot see, §2.4), and three of five models then</w:t>
+      </w:r>
+      <w:r>
+        <w:t xml:space="preserve"> </w:t>
+      </w:r>
+      <w:r>
+        <w:rPr>
+          <w:i/>
+          <w:iCs/>
+        </w:rPr>
         <w:t xml:space="preserve">destabilise</w:t>
       </w:r>
       <w:r>
@@ -1315,8 +2062,8 @@
         <w:t xml:space="preserve">wells.</w:t>
       </w:r>
     </w:p>
-    <w:bookmarkEnd w:id="13"/>
-    <w:bookmarkStart w:id="14" w:name="X8c248ee2250149a8a77187ded94f2797a3641c8"/>
+    <w:bookmarkEnd w:id="14"/>
+    <w:bookmarkStart w:id="15" w:name="X8c248ee2250149a8a77187ded94f2797a3641c8"/>
     <w:p>
       <w:pPr>
         <w:pStyle w:val="Heading3"/>
@@ -1476,9 +2223,9 @@
         <w:t xml:space="preserve">because it occurs for the always-present Γ mode of BaTiO₃.</w:t>
       </w:r>
     </w:p>
-    <w:bookmarkEnd w:id="14"/>
     <w:bookmarkEnd w:id="15"/>
-    <w:bookmarkStart w:id="16" w:name="s3.-supplementary-tables"/>
+    <w:bookmarkEnd w:id="16"/>
+    <w:bookmarkStart w:id="17" w:name="s3.-supplementary-tables"/>
     <w:p>
       <w:pPr>
         <w:pStyle w:val="Heading2"/>
@@ -1666,8 +2413,8 @@
         <w:t xml:space="preserve">.</w:t>
       </w:r>
     </w:p>
-    <w:bookmarkEnd w:id="16"/>
-    <w:bookmarkStart w:id="17" w:name="Xc4a57a0b8252d0d384cab93d53f931eb41635d2"/>
+    <w:bookmarkEnd w:id="17"/>
+    <w:bookmarkStart w:id="18" w:name="Xc4a57a0b8252d0d384cab93d53f931eb41635d2"/>
     <w:p>
       <w:pPr>
         <w:pStyle w:val="Heading2"/>
@@ -1858,8 +2605,8 @@
         <w:t xml:space="preserve">(correct side of the transition).</w:t>
       </w:r>
     </w:p>
-    <w:bookmarkEnd w:id="17"/>
     <w:bookmarkEnd w:id="18"/>
+    <w:bookmarkEnd w:id="19"/>
     <w:sectPr>
       <w:footnotePr>
         <w:numRestart w:val="eachSect"/>
